--- a/docs/docx/사양서.docx
+++ b/docs/docx/사양서.docx
@@ -62,7 +62,7 @@
         <w:t xml:space="preserve"> </w:t>
       </w:r>
       <w:r>
-        <w:t xml:space="preserve">걷게 하는 서비스다.</w:t>
+        <w:t xml:space="preserve">걷게 하는 서비스다. 무게중심은 여전히 A·B이며, C·D·E·F는 02 문서 개정(1부 5장)으로 추가된 축이다.</w:t>
       </w:r>
     </w:p>
     <w:tbl>
@@ -189,6 +189,213 @@
             </w:pPr>
             <w:r>
               <w:t xml:space="preserve">혼잡 추정(F-02) · 숙소 정보(F-03) · 예약 스크립트(F-04) · Plan B(F-21)</w:t>
+            </w:r>
+          </w:p>
+        </w:tc>
+      </w:tr>
+      <w:tr>
+        <w:tc>
+          <w:tcPr/>
+          <w:p>
+            <w:pPr>
+              <w:pStyle w:val="Compact"/>
+            </w:pPr>
+            <w:r>
+              <w:rPr>
+                <w:b/>
+                <w:bCs/>
+              </w:rPr>
+              <w:t xml:space="preserve">C. 길</w:t>
+            </w:r>
+          </w:p>
+        </w:tc>
+        <w:tc>
+          <w:tcPr/>
+          <w:p>
+            <w:pPr>
+              <w:pStyle w:val="Compact"/>
+            </w:pPr>
+            <w:r>
+              <w:t xml:space="preserve">어느 경로가 나한테 맞는지 모른다</w:t>
+            </w:r>
+          </w:p>
+        </w:tc>
+        <w:tc>
+          <w:tcPr/>
+          <w:p>
+            <w:pPr>
+              <w:pStyle w:val="Compact"/>
+            </w:pPr>
+            <w:r>
+              <w:t xml:space="preserve">갈림길 추천(F-19) · 오프라인 내비게이션(F-11).</w:t>
+            </w:r>
+            <w:r>
+              <w:t xml:space="preserve"> </w:t>
+            </w:r>
+            <w:r>
+              <w:rPr>
+                <w:b/>
+                <w:bCs/>
+              </w:rPr>
+              <w:t xml:space="preserve">핵심 기능이라 전부 무료</w:t>
+            </w:r>
+          </w:p>
+        </w:tc>
+      </w:tr>
+      <w:tr>
+        <w:tc>
+          <w:tcPr/>
+          <w:p>
+            <w:pPr>
+              <w:pStyle w:val="Compact"/>
+            </w:pPr>
+            <w:r>
+              <w:rPr>
+                <w:b/>
+                <w:bCs/>
+              </w:rPr>
+              <w:t xml:space="preserve">D. 다음</w:t>
+            </w:r>
+          </w:p>
+        </w:tc>
+        <w:tc>
+          <w:tcPr/>
+          <w:p>
+            <w:pPr>
+              <w:pStyle w:val="Compact"/>
+            </w:pPr>
+            <w:r>
+              <w:t xml:space="preserve">완주하고 나면 다음이 없다</w:t>
+            </w:r>
+          </w:p>
+        </w:tc>
+        <w:tc>
+          <w:tcPr/>
+          <w:p>
+            <w:pPr>
+              <w:pStyle w:val="Compact"/>
+            </w:pPr>
+            <w:r>
+              <w:t xml:space="preserve">이중 순례자 안내(F-10b)</w:t>
+            </w:r>
+          </w:p>
+        </w:tc>
+      </w:tr>
+      <w:tr>
+        <w:tc>
+          <w:tcPr/>
+          <w:p>
+            <w:pPr>
+              <w:pStyle w:val="Compact"/>
+            </w:pPr>
+            <w:r>
+              <w:rPr>
+                <w:b/>
+                <w:bCs/>
+              </w:rPr>
+              <w:t xml:space="preserve">E. 가족</w:t>
+            </w:r>
+          </w:p>
+        </w:tc>
+        <w:tc>
+          <w:tcPr/>
+          <w:p>
+            <w:pPr>
+              <w:pStyle w:val="Compact"/>
+            </w:pPr>
+            <w:r>
+              <w:t xml:space="preserve">집에 있는 가족이 순례자 상태를 모른다</w:t>
+            </w:r>
+          </w:p>
+        </w:tc>
+        <w:tc>
+          <w:tcPr/>
+          <w:p>
+            <w:pPr>
+              <w:pStyle w:val="Compact"/>
+            </w:pPr>
+            <w:r>
+              <w:t xml:space="preserve">가족 안심 세트(F-27).</w:t>
+            </w:r>
+            <w:r>
+              <w:t xml:space="preserve"> </w:t>
+            </w:r>
+            <w:r>
+              <w:rPr>
+                <w:b/>
+                <w:bCs/>
+              </w:rPr>
+              <w:t xml:space="preserve">결제 주체는 가족</w:t>
+            </w:r>
+          </w:p>
+        </w:tc>
+      </w:tr>
+      <w:tr>
+        <w:tc>
+          <w:tcPr/>
+          <w:p>
+            <w:pPr>
+              <w:pStyle w:val="Compact"/>
+            </w:pPr>
+            <w:r>
+              <w:rPr>
+                <w:b/>
+                <w:bCs/>
+              </w:rPr>
+              <w:t xml:space="preserve">F. 동행</w:t>
+            </w:r>
+          </w:p>
+        </w:tc>
+        <w:tc>
+          <w:tcPr/>
+          <w:p>
+            <w:pPr>
+              <w:pStyle w:val="Compact"/>
+            </w:pPr>
+            <w:r>
+              <w:t xml:space="preserve">혼자 걷기가 막막하다</w:t>
+            </w:r>
+          </w:p>
+        </w:tc>
+        <w:tc>
+          <w:tcPr/>
+          <w:p>
+            <w:pPr>
+              <w:pStyle w:val="Compact"/>
+            </w:pPr>
+            <w:r>
+              <w:t xml:space="preserve">동행 매칭(F-28).</w:t>
+            </w:r>
+            <w:r>
+              <w:t xml:space="preserve"> </w:t>
+            </w:r>
+            <w:r>
+              <w:rPr>
+                <w:b/>
+                <w:bCs/>
+              </w:rPr>
+              <w:t xml:space="preserve">한때</w:t>
+            </w:r>
+            <w:r>
+              <w:rPr>
+                <w:b/>
+                <w:bCs/>
+              </w:rPr>
+              <w:t xml:space="preserve"> </w:t>
+            </w:r>
+            <w:r>
+              <w:rPr>
+                <w:b/>
+                <w:bCs/>
+              </w:rPr>
+              <w:t xml:space="preserve">“불가”</w:t>
+            </w:r>
+            <w:r>
+              <w:rPr>
+                <w:b/>
+                <w:bCs/>
+              </w:rPr>
+              <w:t xml:space="preserve">로 결론 냈다가 뒤집은 축</w:t>
             </w:r>
           </w:p>
         </w:tc>

--- a/docs/docx/사양서.docx
+++ b/docs/docx/사양서.docx
@@ -46,23 +46,35 @@
         <w:pStyle w:val="FirstParagraph"/>
       </w:pPr>
       <w:r>
-        <w:t xml:space="preserve">한국인 순례자가</w:t>
-      </w:r>
-      <w:r>
-        <w:t xml:space="preserve"> </w:t>
-      </w:r>
-      <w:r>
         <w:rPr>
           <w:b/>
           <w:bCs/>
         </w:rPr>
-        <w:t xml:space="preserve">다치지 않고(A축), 숙소 걱정 없이(B축)</w:t>
-      </w:r>
-      <w:r>
-        <w:t xml:space="preserve"> </w:t>
-      </w:r>
-      <w:r>
-        <w:t xml:space="preserve">걷게 하는 서비스다. 무게중심은 여전히 A·B이며, C·D·E·F는 02 문서 개정(1부 5장)으로 추가된 축이다.</w:t>
+        <w:t xml:space="preserve">혼자 걷지만, 판단까지 혼자 하지 않게 돕는 서비스다.</w:t>
+      </w:r>
+      <w:r>
+        <w:t xml:space="preserve"> </w:t>
+      </w:r>
+      <w:r>
+        <w:t xml:space="preserve">실질은 부상(A축)·숙소(B축) 등 어려운 판단을 대신 내려주는 것이지만, 표현은</w:t>
+      </w:r>
+      <w:r>
+        <w:t xml:space="preserve"> </w:t>
+      </w:r>
+      <w:r>
+        <w:t xml:space="preserve">“결정한다”</w:t>
+      </w:r>
+      <w:r>
+        <w:t xml:space="preserve">가 아니라</w:t>
+      </w:r>
+      <w:r>
+        <w:t xml:space="preserve"> </w:t>
+      </w:r>
+      <w:r>
+        <w:t xml:space="preserve">“돕는다”</w:t>
+      </w:r>
+      <w:r>
+        <w:t xml:space="preserve">로 한다 (기획서 1.1절). 무게중심은 여전히 A·B이며, C·D·E·F는 02 문서 개정(1부 5장)으로 추가된 축이다.</w:t>
       </w:r>
     </w:p>
     <w:tbl>

--- a/docs/docx/사양서.docx
+++ b/docs/docx/사양서.docx
@@ -1344,7 +1344,7 @@
               <w:pStyle w:val="Compact"/>
             </w:pPr>
             <w:r>
-              <w:t xml:space="preserve">GPX + 단말 내 매칭</w:t>
+              <w:t xml:space="preserve">GPX(GPS 이동 경로 저장 파일) + 단말 내 매칭</w:t>
             </w:r>
           </w:p>
         </w:tc>

--- a/docs/docx/사양서.docx
+++ b/docs/docx/사양서.docx
@@ -5433,6 +5433,30 @@
           <w:rStyle w:val="StringTok"/>
         </w:rPr>
         <w:t xml:space="preserve">'USER_REPORT'</w:t>
+      </w:r>
+      <w:r>
+        <w:rPr>
+          <w:rStyle w:val="NormalTok"/>
+        </w:rPr>
+        <w:t xml:space="preserve"> </w:t>
+      </w:r>
+      <w:r>
+        <w:rPr>
+          <w:rStyle w:val="OperatorTok"/>
+        </w:rPr>
+        <w:t xml:space="preserve">|</w:t>
+      </w:r>
+      <w:r>
+        <w:rPr>
+          <w:rStyle w:val="NormalTok"/>
+        </w:rPr>
+        <w:t xml:space="preserve"> </w:t>
+      </w:r>
+      <w:r>
+        <w:rPr>
+          <w:rStyle w:val="StringTok"/>
+        </w:rPr>
+        <w:t xml:space="preserve">'GUIDEBOOK'</w:t>
       </w:r>
       <w:r>
         <w:rPr>
